--- a/QuadERP Marketing Kit/05_referral_program.docx
+++ b/QuadERP Marketing Kit/05_referral_program.docx
@@ -25,7 +25,7 @@
         <w:pStyle w:val="FirstParagraph"/>
       </w:pPr>
       <w:r>
-        <w:t xml:space="preserve">This referral program leverages QuadERP’s strongest growth channel — word-of-mouth among shop owners who know and trust each other. The program should be simple enough to explain in one WhatsApp message and rewarding enough to motivate active referrals. All copy is ready to deploy across in-app notifications, email, and WhatsApp.</w:t>
+        <w:t xml:space="preserve">This referral program leverages QuadERP’s strongest growth channel. Word-of-mouth among shop owners who know and trust each other. The program should be simple enough to explain in one WhatsApp message and rewarding enough to motivate active referrals. All copy is ready to deploy across in-app notifications, email, and WhatsApp.</w:t>
       </w:r>
     </w:p>
     <w:p>
@@ -240,7 +240,7 @@
               <w:pStyle w:val="Compact"/>
             </w:pPr>
             <w:r>
-              <w:t xml:space="preserve">No limit — refer 10 friends, get 10 free months</w:t>
+              <w:t xml:space="preserve">No limit. Refer 10 friends, get 10 free months</w:t>
             </w:r>
           </w:p>
         </w:tc>
@@ -341,7 +341,7 @@
         <w:pStyle w:val="BodyText"/>
       </w:pPr>
       <w:r>
-        <w:t xml:space="preserve">I’ve been using this system called QuadERP to manage my shop — tracks my sales, stock, and even catches when things don’t add up. Honestly, it’s saved me a lot of headaches.</w:t>
+        <w:t xml:space="preserve">I’ve been using this system called QuadERP to manage my shop. Tracks my sales, stock, and even catches when things don’t add up. Honestly, it’s saved me a lot of headaches.</w:t>
       </w:r>
     </w:p>
     <w:p>
@@ -357,7 +357,7 @@
         <w:pStyle w:val="BodyText"/>
       </w:pPr>
       <w:r>
-        <w:t xml:space="preserve">They have a 30-day free trial — no card needed, no commitment. And because I’m referring you, they’ll also set it up for you for free (normally they charge GHS 1,000 for that).</w:t>
+        <w:t xml:space="preserve">They have a 30-day free trial, no card needed, no commitment. And because I’m referring you, they’ll also set it up for you for free (normally they charge GHS 1,000 for that).</w:t>
       </w:r>
     </w:p>
     <w:p>
@@ -379,7 +379,7 @@
         <w:pStyle w:val="BodyText"/>
       </w:pPr>
       <w:r>
-        <w:t xml:space="preserve">If you have questions, just ask me — I’ll tell you how I use it. Or you can message the QuadERP team directly on WhatsApp: [WHATSAPP_NUMBER]</w:t>
+        <w:t xml:space="preserve">If you have questions, just ask me. I’ll tell you how I use it. Or you can message the QuadERP team directly on WhatsApp: [WHATSAPP_NUMBER]</w:t>
       </w:r>
     </w:p>
     <w:p>
@@ -422,7 +422,7 @@
         <w:t xml:space="preserve"> </w:t>
       </w:r>
       <w:r>
-        <w:t xml:space="preserve">Earn Free Months — Refer a Friend! 🎁</w:t>
+        <w:t xml:space="preserve">Earn Free Months. Refer a Friend! 🎁</w:t>
       </w:r>
     </w:p>
     <w:p>
@@ -492,7 +492,7 @@
         <w:t xml:space="preserve"> </w:t>
       </w:r>
       <w:r>
-        <w:t xml:space="preserve">• No limit — refer 5 friends, get 5 free months</w:t>
+        <w:t xml:space="preserve">• No limit. Refer 5 friends, get 5 free months</w:t>
       </w:r>
     </w:p>
     <w:p>
@@ -500,7 +500,7 @@
         <w:pStyle w:val="BodyText"/>
       </w:pPr>
       <w:r>
-        <w:t xml:space="preserve">Tap below to get your referral link. Share it on WhatsApp — we’ve even written the message for you!</w:t>
+        <w:t xml:space="preserve">Tap below to get your referral link. Share it on WhatsApp. We’ve even written the message for you!</w:t>
       </w:r>
     </w:p>
     <w:p>
@@ -618,7 +618,7 @@
         <w:pStyle w:val="BodyText"/>
       </w:pPr>
       <w:r>
-        <w:t xml:space="preserve">You’ve been using QuadERP to manage your shop — and we hope it’s been making a real difference.</w:t>
+        <w:t xml:space="preserve">You’ve been using QuadERP to manage your shop, and we hope it’s been making a real difference.</w:t>
       </w:r>
     </w:p>
     <w:p>
@@ -638,7 +638,7 @@
           <w:b/>
           <w:bCs/>
         </w:rPr>
-        <w:t xml:space="preserve">Introducing Grow Together — our referral program.</w:t>
+        <w:t xml:space="preserve">Introducing Grow Together. Our referral program.</w:t>
       </w:r>
     </w:p>
     <w:p>
@@ -759,7 +759,7 @@
         <w:pStyle w:val="BodyText"/>
       </w:pPr>
       <w:r>
-        <w:t xml:space="preserve">We’ve even pre-written a WhatsApp message you can forward — just tap the button below and we’ll copy it to your clipboard, ready to send.</w:t>
+        <w:t xml:space="preserve">We’ve even pre-written a WhatsApp message you can forward, just tap the button below and we’ll copy it to your clipboard, ready to send.</w:t>
       </w:r>
     </w:p>
     <w:p>
@@ -785,7 +785,7 @@
         <w:pStyle w:val="BodyText"/>
       </w:pPr>
       <w:r>
-        <w:t xml:space="preserve">Think about the shop owners you know — the ones still writing in books, stressing over stock, or wondering where their money went. You’ve already found the solution. Help them find it too.</w:t>
+        <w:t xml:space="preserve">Think about the shop owners you know, the ones still writing in books, stressing over stock, or wondering where their money went. You’ve already found the solution. Help them find it too.</w:t>
       </w:r>
     </w:p>
     <w:p>
@@ -815,7 +815,7 @@
         <w:pStyle w:val="BodyText"/>
       </w:pPr>
       <w:r>
-        <w:t xml:space="preserve">P.S. — Your friend doesn’t need a credit card to start. They get the full platform, free, for 30 days. If it’s not for them, they just stop. No risk.</w:t>
+        <w:t xml:space="preserve">P.S.. Your friend doesn’t need a credit card to start. They get the full platform, free, for 30 days. If it’s not for them, they just stop. No risk.</w:t>
       </w:r>
     </w:p>
     <w:p>
@@ -844,7 +844,7 @@
           <w:b/>
           <w:bCs/>
         </w:rPr>
-        <w:t xml:space="preserve">Grow Together Referral Program — Terms</w:t>
+        <w:t xml:space="preserve">Grow Together Referral Program. Terms</w:t>
       </w:r>
     </w:p>
     <w:p>
@@ -1021,7 +1021,7 @@
         <w:t xml:space="preserve"> </w:t>
       </w:r>
       <w:r>
-        <w:t xml:space="preserve">and (2) on the dashboard after the user has been active for 14+ days (don’t show it during their first 2 weeks — let them fall in love with the product first).</w:t>
+        <w:t xml:space="preserve">and (2) on the dashboard after the user has been active for 14+ days (don’t show it during their first 2 weeks. Let them fall in love with the product first).</w:t>
       </w:r>
     </w:p>
     <w:p>
@@ -1191,7 +1191,7 @@
         <w:t xml:space="preserve"> </w:t>
       </w:r>
       <w:r>
-        <w:t xml:space="preserve">“When you’re happy with the system, you can share your referral link with other shop owners you know — you’ll both get rewarded.”</w:t>
+        <w:t xml:space="preserve">“When you’re happy with the system, you can share your referral link with other shop owners you know. You’ll both get rewarded.”</w:t>
       </w:r>
     </w:p>
     <w:bookmarkEnd w:id="16"/>
